--- a/docs/МЕТОДИЧКА.docx
+++ b/docs/МЕТОДИЧКА.docx
@@ -1111,11 +1111,6 @@
       </w:tr>
     </w:tbl>
     <w:p>
-      <w:r>
-        <w:br w:type="page"/>
-      </w:r>
-    </w:p>
-    <w:p>
       <w:pPr>
         <w:spacing w:after="40" w:before="300"/>
       </w:pPr>
@@ -1308,7 +1303,7 @@
     <w:p>
       <w:pPr>
         <w:shd w:fill="F2F2F2" w:val="clear"/>
-        <w:spacing w:after="120"/>
+        <w:spacing w:after="0"/>
       </w:pPr>
       <w:r>
         <w:rPr>
@@ -1316,12 +1311,77 @@
           <w:sz w:val="19"/>
           <w:szCs w:val="19"/>
         </w:rPr>
-        <w:t xml:space="preserve">src/main/java/ru/mirea/dancestudio/model/*.java
-src/main/java/ru/mirea/dancestudio/db/Database.java
-sql/00_create_database.sql
-sql/01_schema.sql
-sql/02_test_data.sql
-docs/er-diagram.png</w:t>
+        <w:t xml:space="preserve">src/main/java/ru/mirea/dancestudio/model/*.java</w:t>
+      </w:r>
+    </w:p>
+    <w:p>
+      <w:pPr>
+        <w:shd w:fill="F2F2F2" w:val="clear"/>
+        <w:spacing w:after="0"/>
+      </w:pPr>
+      <w:r>
+        <w:rPr>
+          <w:rFonts w:ascii="Consolas" w:cs="Consolas" w:eastAsia="Consolas" w:hAnsi="Consolas"/>
+          <w:sz w:val="19"/>
+          <w:szCs w:val="19"/>
+        </w:rPr>
+        <w:t xml:space="preserve">src/main/java/ru/mirea/dancestudio/db/Database.java</w:t>
+      </w:r>
+    </w:p>
+    <w:p>
+      <w:pPr>
+        <w:shd w:fill="F2F2F2" w:val="clear"/>
+        <w:spacing w:after="0"/>
+      </w:pPr>
+      <w:r>
+        <w:rPr>
+          <w:rFonts w:ascii="Consolas" w:cs="Consolas" w:eastAsia="Consolas" w:hAnsi="Consolas"/>
+          <w:sz w:val="19"/>
+          <w:szCs w:val="19"/>
+        </w:rPr>
+        <w:t xml:space="preserve">sql/00_create_database.sql</w:t>
+      </w:r>
+    </w:p>
+    <w:p>
+      <w:pPr>
+        <w:shd w:fill="F2F2F2" w:val="clear"/>
+        <w:spacing w:after="0"/>
+      </w:pPr>
+      <w:r>
+        <w:rPr>
+          <w:rFonts w:ascii="Consolas" w:cs="Consolas" w:eastAsia="Consolas" w:hAnsi="Consolas"/>
+          <w:sz w:val="19"/>
+          <w:szCs w:val="19"/>
+        </w:rPr>
+        <w:t xml:space="preserve">sql/01_schema.sql</w:t>
+      </w:r>
+    </w:p>
+    <w:p>
+      <w:pPr>
+        <w:shd w:fill="F2F2F2" w:val="clear"/>
+        <w:spacing w:after="0"/>
+      </w:pPr>
+      <w:r>
+        <w:rPr>
+          <w:rFonts w:ascii="Consolas" w:cs="Consolas" w:eastAsia="Consolas" w:hAnsi="Consolas"/>
+          <w:sz w:val="19"/>
+          <w:szCs w:val="19"/>
+        </w:rPr>
+        <w:t xml:space="preserve">sql/02_test_data.sql</w:t>
+      </w:r>
+    </w:p>
+    <w:p>
+      <w:pPr>
+        <w:shd w:fill="F2F2F2" w:val="clear"/>
+        <w:spacing w:after="120"/>
+      </w:pPr>
+      <w:r>
+        <w:rPr>
+          <w:rFonts w:ascii="Consolas" w:cs="Consolas" w:eastAsia="Consolas" w:hAnsi="Consolas"/>
+          <w:sz w:val="19"/>
+          <w:szCs w:val="19"/>
+        </w:rPr>
+        <w:t xml:space="preserve">docs/er-diagram.png</w:t>
       </w:r>
     </w:p>
     <w:p>
@@ -1575,7 +1635,7 @@
     <w:p>
       <w:pPr>
         <w:shd w:fill="F2F2F2" w:val="clear"/>
-        <w:spacing w:after="120"/>
+        <w:spacing w:after="0"/>
       </w:pPr>
       <w:r>
         <w:rPr>
@@ -1583,12 +1643,77 @@
           <w:sz w:val="19"/>
           <w:szCs w:val="19"/>
         </w:rPr>
-        <w:t xml:space="preserve">src/main/java/ru/mirea/dancestudio/repository/Repository.java
-src/main/java/ru/mirea/dancestudio/repository/ClientRepository.java
-src/main/java/ru/mirea/dancestudio/repository/DanceClassRepository.java
-src/main/java/ru/mirea/dancestudio/service/ClientService.java
-src/main/java/ru/mirea/dancestudio/service/DanceClassService.java
-src/main/java/ru/mirea/dancestudio/ui/ConsoleApp.java — методы clientsMenu(), classesMenu() и рядом</w:t>
+        <w:t xml:space="preserve">src/main/java/ru/mirea/dancestudio/repository/Repository.java</w:t>
+      </w:r>
+    </w:p>
+    <w:p>
+      <w:pPr>
+        <w:shd w:fill="F2F2F2" w:val="clear"/>
+        <w:spacing w:after="0"/>
+      </w:pPr>
+      <w:r>
+        <w:rPr>
+          <w:rFonts w:ascii="Consolas" w:cs="Consolas" w:eastAsia="Consolas" w:hAnsi="Consolas"/>
+          <w:sz w:val="19"/>
+          <w:szCs w:val="19"/>
+        </w:rPr>
+        <w:t xml:space="preserve">src/main/java/ru/mirea/dancestudio/repository/ClientRepository.java</w:t>
+      </w:r>
+    </w:p>
+    <w:p>
+      <w:pPr>
+        <w:shd w:fill="F2F2F2" w:val="clear"/>
+        <w:spacing w:after="0"/>
+      </w:pPr>
+      <w:r>
+        <w:rPr>
+          <w:rFonts w:ascii="Consolas" w:cs="Consolas" w:eastAsia="Consolas" w:hAnsi="Consolas"/>
+          <w:sz w:val="19"/>
+          <w:szCs w:val="19"/>
+        </w:rPr>
+        <w:t xml:space="preserve">src/main/java/ru/mirea/dancestudio/repository/DanceClassRepository.java</w:t>
+      </w:r>
+    </w:p>
+    <w:p>
+      <w:pPr>
+        <w:shd w:fill="F2F2F2" w:val="clear"/>
+        <w:spacing w:after="0"/>
+      </w:pPr>
+      <w:r>
+        <w:rPr>
+          <w:rFonts w:ascii="Consolas" w:cs="Consolas" w:eastAsia="Consolas" w:hAnsi="Consolas"/>
+          <w:sz w:val="19"/>
+          <w:szCs w:val="19"/>
+        </w:rPr>
+        <w:t xml:space="preserve">src/main/java/ru/mirea/dancestudio/service/ClientService.java</w:t>
+      </w:r>
+    </w:p>
+    <w:p>
+      <w:pPr>
+        <w:shd w:fill="F2F2F2" w:val="clear"/>
+        <w:spacing w:after="0"/>
+      </w:pPr>
+      <w:r>
+        <w:rPr>
+          <w:rFonts w:ascii="Consolas" w:cs="Consolas" w:eastAsia="Consolas" w:hAnsi="Consolas"/>
+          <w:sz w:val="19"/>
+          <w:szCs w:val="19"/>
+        </w:rPr>
+        <w:t xml:space="preserve">src/main/java/ru/mirea/dancestudio/service/DanceClassService.java</w:t>
+      </w:r>
+    </w:p>
+    <w:p>
+      <w:pPr>
+        <w:shd w:fill="F2F2F2" w:val="clear"/>
+        <w:spacing w:after="120"/>
+      </w:pPr>
+      <w:r>
+        <w:rPr>
+          <w:rFonts w:ascii="Consolas" w:cs="Consolas" w:eastAsia="Consolas" w:hAnsi="Consolas"/>
+          <w:sz w:val="19"/>
+          <w:szCs w:val="19"/>
+        </w:rPr>
+        <w:t xml:space="preserve">src/main/java/ru/mirea/dancestudio/ui/ConsoleApp.java — методы clientsMenu(), classesMenu() и рядом</w:t>
       </w:r>
     </w:p>
     <w:p>
@@ -1814,7 +1939,7 @@
     <w:p>
       <w:pPr>
         <w:shd w:fill="F2F2F2" w:val="clear"/>
-        <w:spacing w:after="120"/>
+        <w:spacing w:after="0"/>
       </w:pPr>
       <w:r>
         <w:rPr>
@@ -1822,55 +1947,13 @@
           <w:sz w:val="19"/>
           <w:szCs w:val="19"/>
         </w:rPr>
-        <w:t xml:space="preserve">1. Клиент должен существовать (иначе NotFoundException).
-2. Занятие должно существовать (иначе NotFoundException).
-3. Возраст клиента &gt;= минимального возраста занятия.
-4. Клиент не может дважды записаться на одно и то же занятие,
-   пока прежняя запись активна (не отменена).
-5. Нельзя записаться, если свободных мест не осталось —
-   считаем активные записи на занятие и сравниваем с capacity.
-6. Нельзя перевести запись в статус, не разрешённый из текущего.
-7. Нельзя подтвердить (CONFIRMED) или завершить (COMPLETED)
-   запись, если она не оплачена.</w:t>
-      </w:r>
-    </w:p>
-    <w:p>
-      <w:pPr>
-        <w:spacing w:after="140"/>
-      </w:pPr>
-      <w:r>
-        <w:t xml:space="preserve">Правило 6 проверяется через Map&lt;EnrollmentStatus, Set&lt;EnrollmentStatus&gt;&gt; ALLOWED_TRANSITIONS — таблица "из какого статуса в какие можно перейти": из CREATED можно только в CONFIRMED или CANCELLED, из CONFIRMED — только в COMPLETED или CANCELLED, а из COMPLETED и CANCELLED — никуда. Если попытаться перейти в неразрешённый статус, бросается ValidationException с понятным сообщением.</w:t>
-      </w:r>
-    </w:p>
-    <w:p>
-      <w:pPr>
-        <w:spacing w:after="140"/>
-      </w:pPr>
-      <w:r>
-        <w:t xml:space="preserve">Все собственные исключения наследуются от DanceStudioException (а он — от RuntimeException, поэтому не надо писать "throws" в каждом методе). ValidationException — для некорректных данных и нарушенных бизнес-правил, NotFoundException — когда записи с таким id нет. Все они ловятся один раз в ConsoleApp.run(), поэтому программа никогда не падает от неверного ввода.</w:t>
-      </w:r>
-    </w:p>
-    <w:p>
-      <w:pPr>
-        <w:spacing w:after="140"/>
-      </w:pPr>
-      <w:r>
-        <w:t xml:space="preserve">Создание записи выглядит так: сначала находим клиента и занятие (если их нет — исключение), проверяем возраст, затем собираем список активных записей на это занятие (activeEnrollmentsFor) и на нём же проверяем правила 4 и 5 — уже без лишних SQL-запросов, обычным Stream API.</w:t>
-      </w:r>
-    </w:p>
-    <w:p>
-      <w:pPr>
-        <w:pStyle w:val="Heading3"/>
-        <w:spacing w:after="100" w:before="200"/>
-      </w:pPr>
-      <w:r>
-        <w:t xml:space="preserve">Файлы этой части</w:t>
+        <w:t xml:space="preserve">1. Клиент должен существовать (иначе NotFoundException).</w:t>
       </w:r>
     </w:p>
     <w:p>
       <w:pPr>
         <w:shd w:fill="F2F2F2" w:val="clear"/>
-        <w:spacing w:after="120"/>
+        <w:spacing w:after="0"/>
       </w:pPr>
       <w:r>
         <w:rPr>
@@ -1878,10 +1961,208 @@
           <w:sz w:val="19"/>
           <w:szCs w:val="19"/>
         </w:rPr>
-        <w:t xml:space="preserve">src/main/java/ru/mirea/dancestudio/repository/EnrollmentRepository.java
-src/main/java/ru/mirea/dancestudio/service/EnrollmentService.java (методы create, changeStatus, markPaid)
-src/main/java/ru/mirea/dancestudio/exception/*.java
-src/main/java/ru/mirea/dancestudio/ui/ConsoleApp.java — метод enrollmentsMenu() и рядом</w:t>
+        <w:t xml:space="preserve">2. Занятие должно существовать (иначе NotFoundException).</w:t>
+      </w:r>
+    </w:p>
+    <w:p>
+      <w:pPr>
+        <w:shd w:fill="F2F2F2" w:val="clear"/>
+        <w:spacing w:after="0"/>
+      </w:pPr>
+      <w:r>
+        <w:rPr>
+          <w:rFonts w:ascii="Consolas" w:cs="Consolas" w:eastAsia="Consolas" w:hAnsi="Consolas"/>
+          <w:sz w:val="19"/>
+          <w:szCs w:val="19"/>
+        </w:rPr>
+        <w:t xml:space="preserve">3. Возраст клиента &gt;= минимального возраста занятия.</w:t>
+      </w:r>
+    </w:p>
+    <w:p>
+      <w:pPr>
+        <w:shd w:fill="F2F2F2" w:val="clear"/>
+        <w:spacing w:after="0"/>
+      </w:pPr>
+      <w:r>
+        <w:rPr>
+          <w:rFonts w:ascii="Consolas" w:cs="Consolas" w:eastAsia="Consolas" w:hAnsi="Consolas"/>
+          <w:sz w:val="19"/>
+          <w:szCs w:val="19"/>
+        </w:rPr>
+        <w:t xml:space="preserve">4. Клиент не может дважды записаться на одно и то же занятие,</w:t>
+      </w:r>
+    </w:p>
+    <w:p>
+      <w:pPr>
+        <w:shd w:fill="F2F2F2" w:val="clear"/>
+        <w:spacing w:after="0"/>
+      </w:pPr>
+      <w:r>
+        <w:rPr>
+          <w:rFonts w:ascii="Consolas" w:cs="Consolas" w:eastAsia="Consolas" w:hAnsi="Consolas"/>
+          <w:sz w:val="19"/>
+          <w:szCs w:val="19"/>
+        </w:rPr>
+        <w:t xml:space="preserve">   пока прежняя запись активна (не отменена).</w:t>
+      </w:r>
+    </w:p>
+    <w:p>
+      <w:pPr>
+        <w:shd w:fill="F2F2F2" w:val="clear"/>
+        <w:spacing w:after="0"/>
+      </w:pPr>
+      <w:r>
+        <w:rPr>
+          <w:rFonts w:ascii="Consolas" w:cs="Consolas" w:eastAsia="Consolas" w:hAnsi="Consolas"/>
+          <w:sz w:val="19"/>
+          <w:szCs w:val="19"/>
+        </w:rPr>
+        <w:t xml:space="preserve">5. Нельзя записаться, если свободных мест не осталось —</w:t>
+      </w:r>
+    </w:p>
+    <w:p>
+      <w:pPr>
+        <w:shd w:fill="F2F2F2" w:val="clear"/>
+        <w:spacing w:after="0"/>
+      </w:pPr>
+      <w:r>
+        <w:rPr>
+          <w:rFonts w:ascii="Consolas" w:cs="Consolas" w:eastAsia="Consolas" w:hAnsi="Consolas"/>
+          <w:sz w:val="19"/>
+          <w:szCs w:val="19"/>
+        </w:rPr>
+        <w:t xml:space="preserve">   считаем активные записи на занятие и сравниваем с capacity.</w:t>
+      </w:r>
+    </w:p>
+    <w:p>
+      <w:pPr>
+        <w:shd w:fill="F2F2F2" w:val="clear"/>
+        <w:spacing w:after="0"/>
+      </w:pPr>
+      <w:r>
+        <w:rPr>
+          <w:rFonts w:ascii="Consolas" w:cs="Consolas" w:eastAsia="Consolas" w:hAnsi="Consolas"/>
+          <w:sz w:val="19"/>
+          <w:szCs w:val="19"/>
+        </w:rPr>
+        <w:t xml:space="preserve">6. Нельзя перевести запись в статус, не разрешённый из текущего.</w:t>
+      </w:r>
+    </w:p>
+    <w:p>
+      <w:pPr>
+        <w:shd w:fill="F2F2F2" w:val="clear"/>
+        <w:spacing w:after="0"/>
+      </w:pPr>
+      <w:r>
+        <w:rPr>
+          <w:rFonts w:ascii="Consolas" w:cs="Consolas" w:eastAsia="Consolas" w:hAnsi="Consolas"/>
+          <w:sz w:val="19"/>
+          <w:szCs w:val="19"/>
+        </w:rPr>
+        <w:t xml:space="preserve">7. Нельзя подтвердить (CONFIRMED) или завершить (COMPLETED)</w:t>
+      </w:r>
+    </w:p>
+    <w:p>
+      <w:pPr>
+        <w:shd w:fill="F2F2F2" w:val="clear"/>
+        <w:spacing w:after="120"/>
+      </w:pPr>
+      <w:r>
+        <w:rPr>
+          <w:rFonts w:ascii="Consolas" w:cs="Consolas" w:eastAsia="Consolas" w:hAnsi="Consolas"/>
+          <w:sz w:val="19"/>
+          <w:szCs w:val="19"/>
+        </w:rPr>
+        <w:t xml:space="preserve">   запись, если она не оплачена.</w:t>
+      </w:r>
+    </w:p>
+    <w:p>
+      <w:pPr>
+        <w:spacing w:after="140"/>
+      </w:pPr>
+      <w:r>
+        <w:t xml:space="preserve">Правило 6 проверяется через Map&lt;EnrollmentStatus, Set&lt;EnrollmentStatus&gt;&gt; ALLOWED_TRANSITIONS — таблица "из какого статуса в какие можно перейти": из CREATED можно только в CONFIRMED или CANCELLED, из CONFIRMED — только в COMPLETED или CANCELLED, а из COMPLETED и CANCELLED — никуда. Если попытаться перейти в неразрешённый статус, бросается ValidationException с понятным сообщением.</w:t>
+      </w:r>
+    </w:p>
+    <w:p>
+      <w:pPr>
+        <w:spacing w:after="140"/>
+      </w:pPr>
+      <w:r>
+        <w:t xml:space="preserve">Все собственные исключения наследуются от DanceStudioException (а он — от RuntimeException, поэтому не надо писать "throws" в каждом методе). ValidationException — для некорректных данных и нарушенных бизнес-правил, NotFoundException — когда записи с таким id нет. Все они ловятся один раз в ConsoleApp.run(), поэтому программа никогда не падает от неверного ввода.</w:t>
+      </w:r>
+    </w:p>
+    <w:p>
+      <w:pPr>
+        <w:spacing w:after="140"/>
+      </w:pPr>
+      <w:r>
+        <w:t xml:space="preserve">Создание записи выглядит так: сначала находим клиента и занятие (если их нет — исключение), проверяем возраст, затем собираем список активных записей на это занятие (activeEnrollmentsFor) и на нём же проверяем правила 4 и 5 — уже без лишних SQL-запросов, обычным Stream API.</w:t>
+      </w:r>
+    </w:p>
+    <w:p>
+      <w:pPr>
+        <w:pStyle w:val="Heading3"/>
+        <w:spacing w:after="100" w:before="200"/>
+      </w:pPr>
+      <w:r>
+        <w:t xml:space="preserve">Файлы этой части</w:t>
+      </w:r>
+    </w:p>
+    <w:p>
+      <w:pPr>
+        <w:shd w:fill="F2F2F2" w:val="clear"/>
+        <w:spacing w:after="0"/>
+      </w:pPr>
+      <w:r>
+        <w:rPr>
+          <w:rFonts w:ascii="Consolas" w:cs="Consolas" w:eastAsia="Consolas" w:hAnsi="Consolas"/>
+          <w:sz w:val="19"/>
+          <w:szCs w:val="19"/>
+        </w:rPr>
+        <w:t xml:space="preserve">src/main/java/ru/mirea/dancestudio/repository/EnrollmentRepository.java</w:t>
+      </w:r>
+    </w:p>
+    <w:p>
+      <w:pPr>
+        <w:shd w:fill="F2F2F2" w:val="clear"/>
+        <w:spacing w:after="0"/>
+      </w:pPr>
+      <w:r>
+        <w:rPr>
+          <w:rFonts w:ascii="Consolas" w:cs="Consolas" w:eastAsia="Consolas" w:hAnsi="Consolas"/>
+          <w:sz w:val="19"/>
+          <w:szCs w:val="19"/>
+        </w:rPr>
+        <w:t xml:space="preserve">src/main/java/ru/mirea/dancestudio/service/EnrollmentService.java (методы create, changeStatus, markPaid)</w:t>
+      </w:r>
+    </w:p>
+    <w:p>
+      <w:pPr>
+        <w:shd w:fill="F2F2F2" w:val="clear"/>
+        <w:spacing w:after="0"/>
+      </w:pPr>
+      <w:r>
+        <w:rPr>
+          <w:rFonts w:ascii="Consolas" w:cs="Consolas" w:eastAsia="Consolas" w:hAnsi="Consolas"/>
+          <w:sz w:val="19"/>
+          <w:szCs w:val="19"/>
+        </w:rPr>
+        <w:t xml:space="preserve">src/main/java/ru/mirea/dancestudio/exception/*.java</w:t>
+      </w:r>
+    </w:p>
+    <w:p>
+      <w:pPr>
+        <w:shd w:fill="F2F2F2" w:val="clear"/>
+        <w:spacing w:after="120"/>
+      </w:pPr>
+      <w:r>
+        <w:rPr>
+          <w:rFonts w:ascii="Consolas" w:cs="Consolas" w:eastAsia="Consolas" w:hAnsi="Consolas"/>
+          <w:sz w:val="19"/>
+          <w:szCs w:val="19"/>
+        </w:rPr>
+        <w:t xml:space="preserve">src/main/java/ru/mirea/dancestudio/ui/ConsoleApp.java — метод enrollmentsMenu() и рядом</w:t>
       </w:r>
     </w:p>
     <w:p>
@@ -2148,7 +2429,7 @@
     <w:p>
       <w:pPr>
         <w:shd w:fill="F2F2F2" w:val="clear"/>
-        <w:spacing w:after="120"/>
+        <w:spacing w:after="0"/>
       </w:pPr>
       <w:r>
         <w:rPr>
@@ -2156,10 +2437,49 @@
           <w:sz w:val="19"/>
           <w:szCs w:val="19"/>
         </w:rPr>
-        <w:t xml:space="preserve">src/main/java/ru/mirea/dancestudio/service/EnrollmentService.java (методы searchBy..., filterBy..., sortBy...)
-src/main/java/ru/mirea/dancestudio/service/StatisticsService.java
-src/main/java/ru/mirea/dancestudio/model/Statistics.java
-src/main/java/ru/mirea/dancestudio/ui/ConsoleApp.java — методы searchEnrollments(), filterEnrollments(), sortEnrollments(), printStatistics()</w:t>
+        <w:t xml:space="preserve">src/main/java/ru/mirea/dancestudio/service/EnrollmentService.java (методы searchBy..., filterBy..., sortBy...)</w:t>
+      </w:r>
+    </w:p>
+    <w:p>
+      <w:pPr>
+        <w:shd w:fill="F2F2F2" w:val="clear"/>
+        <w:spacing w:after="0"/>
+      </w:pPr>
+      <w:r>
+        <w:rPr>
+          <w:rFonts w:ascii="Consolas" w:cs="Consolas" w:eastAsia="Consolas" w:hAnsi="Consolas"/>
+          <w:sz w:val="19"/>
+          <w:szCs w:val="19"/>
+        </w:rPr>
+        <w:t xml:space="preserve">src/main/java/ru/mirea/dancestudio/service/StatisticsService.java</w:t>
+      </w:r>
+    </w:p>
+    <w:p>
+      <w:pPr>
+        <w:shd w:fill="F2F2F2" w:val="clear"/>
+        <w:spacing w:after="0"/>
+      </w:pPr>
+      <w:r>
+        <w:rPr>
+          <w:rFonts w:ascii="Consolas" w:cs="Consolas" w:eastAsia="Consolas" w:hAnsi="Consolas"/>
+          <w:sz w:val="19"/>
+          <w:szCs w:val="19"/>
+        </w:rPr>
+        <w:t xml:space="preserve">src/main/java/ru/mirea/dancestudio/model/Statistics.java</w:t>
+      </w:r>
+    </w:p>
+    <w:p>
+      <w:pPr>
+        <w:shd w:fill="F2F2F2" w:val="clear"/>
+        <w:spacing w:after="120"/>
+      </w:pPr>
+      <w:r>
+        <w:rPr>
+          <w:rFonts w:ascii="Consolas" w:cs="Consolas" w:eastAsia="Consolas" w:hAnsi="Consolas"/>
+          <w:sz w:val="19"/>
+          <w:szCs w:val="19"/>
+        </w:rPr>
+        <w:t xml:space="preserve">src/main/java/ru/mirea/dancestudio/ui/ConsoleApp.java — методы searchEnrollments(), filterEnrollments(), sortEnrollments(), printStatistics()</w:t>
       </w:r>
     </w:p>
     <w:p>
@@ -2447,7 +2767,7 @@
     <w:p>
       <w:pPr>
         <w:shd w:fill="F2F2F2" w:val="clear"/>
-        <w:spacing w:after="120"/>
+        <w:spacing w:after="0"/>
       </w:pPr>
       <w:r>
         <w:rPr>
@@ -2455,11 +2775,63 @@
           <w:sz w:val="19"/>
           <w:szCs w:val="19"/>
         </w:rPr>
-        <w:t xml:space="preserve">src/main/java/ru/mirea/dancestudio/ui/ConsoleInput.java
-src/main/java/ru/mirea/dancestudio/ui/ConsoleApp.java
-src/main/java/ru/mirea/dancestudio/Main.java
-src/main/java/ru/mirea/dancestudio/service/ExportService.java
-Dockerfile, docker-compose.yml, start.sh, start.bat, README.md</w:t>
+        <w:t xml:space="preserve">src/main/java/ru/mirea/dancestudio/ui/ConsoleInput.java</w:t>
+      </w:r>
+    </w:p>
+    <w:p>
+      <w:pPr>
+        <w:shd w:fill="F2F2F2" w:val="clear"/>
+        <w:spacing w:after="0"/>
+      </w:pPr>
+      <w:r>
+        <w:rPr>
+          <w:rFonts w:ascii="Consolas" w:cs="Consolas" w:eastAsia="Consolas" w:hAnsi="Consolas"/>
+          <w:sz w:val="19"/>
+          <w:szCs w:val="19"/>
+        </w:rPr>
+        <w:t xml:space="preserve">src/main/java/ru/mirea/dancestudio/ui/ConsoleApp.java</w:t>
+      </w:r>
+    </w:p>
+    <w:p>
+      <w:pPr>
+        <w:shd w:fill="F2F2F2" w:val="clear"/>
+        <w:spacing w:after="0"/>
+      </w:pPr>
+      <w:r>
+        <w:rPr>
+          <w:rFonts w:ascii="Consolas" w:cs="Consolas" w:eastAsia="Consolas" w:hAnsi="Consolas"/>
+          <w:sz w:val="19"/>
+          <w:szCs w:val="19"/>
+        </w:rPr>
+        <w:t xml:space="preserve">src/main/java/ru/mirea/dancestudio/Main.java</w:t>
+      </w:r>
+    </w:p>
+    <w:p>
+      <w:pPr>
+        <w:shd w:fill="F2F2F2" w:val="clear"/>
+        <w:spacing w:after="0"/>
+      </w:pPr>
+      <w:r>
+        <w:rPr>
+          <w:rFonts w:ascii="Consolas" w:cs="Consolas" w:eastAsia="Consolas" w:hAnsi="Consolas"/>
+          <w:sz w:val="19"/>
+          <w:szCs w:val="19"/>
+        </w:rPr>
+        <w:t xml:space="preserve">src/main/java/ru/mirea/dancestudio/service/ExportService.java</w:t>
+      </w:r>
+    </w:p>
+    <w:p>
+      <w:pPr>
+        <w:shd w:fill="F2F2F2" w:val="clear"/>
+        <w:spacing w:after="120"/>
+      </w:pPr>
+      <w:r>
+        <w:rPr>
+          <w:rFonts w:ascii="Consolas" w:cs="Consolas" w:eastAsia="Consolas" w:hAnsi="Consolas"/>
+          <w:sz w:val="19"/>
+          <w:szCs w:val="19"/>
+        </w:rPr>
+        <w:t xml:space="preserve">Dockerfile, docker-compose.yml, start.sh, start.bat, README.md</w:t>
       </w:r>
     </w:p>
     <w:p>
